--- a/Assignment 3 Tor Suneson.docx
+++ b/Assignment 3 Tor Suneson.docx
@@ -3425,7 +3425,7 @@
         </w:rPr>
         <w:lastRenderedPageBreak/>
         <w:drawing>
-          <wp:inline distT="0" distB="0" distL="0" distR="0" wp14:anchorId="0691D0FC" wp14:editId="04C2EBAE">
+          <wp:inline distT="0" distB="0" distL="0" distR="0" wp14:anchorId="0691D0FC" wp14:editId="5114ED0B">
             <wp:extent cx="5760720" cy="4320540"/>
             <wp:effectExtent l="0" t="0" r="0" b="3810"/>
             <wp:docPr id="18922927" name="Bildobjekt 2" descr="En bild som visar text, linje, Parallell, diagram&#10;&#10;AI-genererat innehåll kan vara felaktigt."/>
@@ -5210,6 +5210,15 @@
       </w:pPr>
     </w:p>
     <w:p>
+      <w:pPr>
+        <w:spacing w:line="278" w:lineRule="auto"/>
+        <w:rPr>
+          <w:rFonts w:asciiTheme="majorHAnsi" w:eastAsiaTheme="majorEastAsia" w:hAnsiTheme="majorHAnsi" w:cstheme="majorBidi"/>
+          <w:color w:val="0F4761" w:themeColor="accent1" w:themeShade="BF"/>
+          <w:sz w:val="32"/>
+          <w:szCs w:val="32"/>
+        </w:rPr>
+      </w:pPr>
       <w:r>
         <w:t xml:space="preserve">After </w:t>
       </w:r>
@@ -5252,9 +5261,12 @@
         <w:fldChar w:fldCharType="separate"/>
       </w:r>
       <w:r>
-        <w:rPr>
-          <w:color w:val="156082" w:themeColor="accent1"/>
-        </w:rPr>
+        <w:br w:type="page"/>
+      </w:r>
+    </w:p>
+    <w:p>
+      <w:r>
+        <w:lastRenderedPageBreak/>
         <w:t>Wrapper methods</w:t>
       </w:r>
       <w:r>
@@ -5384,7 +5396,6 @@
           <w:b/>
           <w:bCs/>
         </w:rPr>
-        <w:lastRenderedPageBreak/>
         <w:t xml:space="preserve">Information Gain </w:t>
       </w:r>
       <w:r>
